--- a/video-film-editing/output/07 3.4b Soalan Penilaian Pengetahuan/Core Abilities L1-L3 (format JPK)/SOALAN-CA-05 Z-009-2-2015 CA01 SOALAN PENILAIAN COMMUNICATION APPLICATION (IT-072).docx
+++ b/video-film-editing/output/07 3.4b Soalan Penilaian Pengetahuan/Core Abilities L1-L3 (format JPK)/SOALAN-CA-05 Z-009-2-2015 CA01 SOALAN PENILAIAN COMMUNICATION APPLICATION (IT-072).docx
@@ -1222,7 +1222,7 @@
           <w:between w:space="0" w:sz="0" w:val="nil"/>
         </w:pBdr>
         <w:shd w:fill="auto" w:val="clear"/>
-        <w:spacing w:after="0" w:before="0" w:line="240" w:lineRule="auto"/>
+        <w:spacing w:after="120" w:before="0" w:line="276" w:lineRule="auto"/>
         <w:ind w:left="151.2000274658203" w:right="0" w:firstLine="0"/>
         <w:jc w:val="left"/>
         <w:rPr>
@@ -1242,12 +1242,12 @@
       <w:r>
         <w:rPr>
           <w:rFonts w:ascii="Arial" w:cs="Arial" w:eastAsia="Arial" w:hAnsi="Arial"/>
-          <w:b w:val="1"/>
+          <w:b/>
           <w:i w:val="0"/>
           <w:smallCaps w:val="0"/>
           <w:strike w:val="0"/>
           <w:color w:val="000000"/>
-          <w:sz w:val="24"/>
+          <w:sz w:val="22"/>
           <w:szCs w:val="24"/>
           <w:u w:val="none"/>
           <w:shd w:fill="auto" w:val="clear"/>
@@ -1271,7 +1271,7 @@
           <w:between w:space="0" w:sz="0" w:val="nil"/>
         </w:pBdr>
         <w:shd w:fill="auto" w:val="clear"/>
-        <w:spacing w:after="0" w:before="238.3197021484375" w:line="345.1120662689209" w:lineRule="auto"/>
+        <w:spacing w:after="120" w:before="238.3197021484375" w:line="276" w:lineRule="auto"/>
         <w:ind w:left="152.63999938964844" w:right="573.28125" w:firstLine="18.000030517578125"/>
         <w:jc w:val="left"/>
         <w:rPr>
@@ -1296,7 +1296,7 @@
           <w:smallCaps w:val="0"/>
           <w:strike w:val="0"/>
           <w:color w:val="000000"/>
-          <w:sz w:val="24"/>
+          <w:sz w:val="22"/>
           <w:szCs w:val="24"/>
           <w:u w:val="none"/>
           <w:shd w:fill="auto" w:val="clear"/>
@@ -1320,7 +1320,7 @@
           <w:between w:space="0" w:sz="0" w:val="nil"/>
         </w:pBdr>
         <w:shd w:fill="auto" w:val="clear"/>
-        <w:spacing w:after="0" w:before="27.607421875" w:line="345.86108207702637" w:lineRule="auto"/>
+        <w:spacing w:after="120" w:before="27.607421875" w:line="276" w:lineRule="auto"/>
         <w:ind w:left="860.8799743652344" w:right="1016.8011474609375" w:hanging="708.4799957275391"/>
         <w:jc w:val="left"/>
         <w:rPr>
@@ -1345,7 +1345,7 @@
           <w:smallCaps w:val="0"/>
           <w:strike w:val="0"/>
           <w:color w:val="000000"/>
-          <w:sz w:val="24"/>
+          <w:sz w:val="22"/>
           <w:szCs w:val="24"/>
           <w:u w:val="none"/>
           <w:shd w:fill="auto" w:val="clear"/>
@@ -1369,7 +1369,7 @@
           <w:between w:space="0" w:sz="0" w:val="nil"/>
         </w:pBdr>
         <w:shd w:fill="auto" w:val="clear"/>
-        <w:spacing w:after="0" w:before="26.859130859375" w:line="240" w:lineRule="auto"/>
+        <w:spacing w:after="120" w:before="26.859130859375" w:line="276" w:lineRule="auto"/>
         <w:ind w:left="154.07997131347656" w:right="0" w:firstLine="0"/>
         <w:jc w:val="left"/>
         <w:rPr>
@@ -1394,7 +1394,7 @@
           <w:smallCaps w:val="0"/>
           <w:strike w:val="0"/>
           <w:color w:val="000000"/>
-          <w:sz w:val="24"/>
+          <w:sz w:val="22"/>
           <w:szCs w:val="24"/>
           <w:u w:val="none"/>
           <w:shd w:fill="auto" w:val="clear"/>
@@ -1418,7 +1418,7 @@
           <w:between w:space="0" w:sz="0" w:val="nil"/>
         </w:pBdr>
         <w:shd w:fill="auto" w:val="clear"/>
-        <w:spacing w:after="0" w:before="135.11993408203125" w:line="240" w:lineRule="auto"/>
+        <w:spacing w:after="120" w:before="135.11993408203125" w:line="276" w:lineRule="auto"/>
         <w:ind w:left="155.52001953125" w:right="0" w:firstLine="0"/>
         <w:jc w:val="left"/>
         <w:rPr>
@@ -1443,7 +1443,7 @@
           <w:smallCaps w:val="0"/>
           <w:strike w:val="0"/>
           <w:color w:val="000000"/>
-          <w:sz w:val="24"/>
+          <w:sz w:val="22"/>
           <w:szCs w:val="24"/>
           <w:u w:val="none"/>
           <w:shd w:fill="auto" w:val="clear"/>
@@ -1467,9 +1467,9 @@
           <w:between w:space="0" w:sz="0" w:val="nil"/>
         </w:pBdr>
         <w:shd w:fill="auto" w:val="clear"/>
-        <w:spacing w:after="0" w:before="651.1199951171875" w:line="240" w:lineRule="auto"/>
+        <w:spacing w:after="120" w:before="651.1199951171875" w:line="276" w:lineRule="auto"/>
         <w:ind w:left="0" w:right="624.44091796875" w:firstLine="0"/>
-        <w:jc w:val="right"/>
+        <w:jc w:val="left"/>
         <w:rPr>
           <w:rFonts w:ascii="Arial" w:cs="Arial" w:eastAsia="Arial" w:hAnsi="Arial"/>
           <w:b w:val="1"/>
@@ -1485,877 +1485,1645 @@
         </w:rPr>
       </w:pPr>
       <w:r>
-        <w:t>KERTAS PENILAIAN INI MENGANDUNGI ...5.... MUKA SURAT BERCETAK</w:t>
-      </w:r>
-    </w:p>
-    <w:p>
-      <w:r>
-        <w:rPr>
-          <w:b w:val="0"/>
+        <w:rPr>
+          <w:rFonts w:ascii="Arial" w:hAnsi="Arial" w:cs="Arial"/>
+          <w:color w:val="000000"/>
+          <w:sz w:val="22"/>
+        </w:rPr>
+        <w:t>KERTAS PENILAIAN INI MENGANDUNGI ...06.... MUKA SURAT BERCETAK</w:t>
+      </w:r>
+    </w:p>
+    <w:p>
+      <w:pPr>
+        <w:spacing w:line="276" w:lineRule="auto" w:after="120"/>
+        <w:jc w:val="left"/>
+      </w:pPr>
+      <w:r>
+        <w:rPr>
+          <w:rFonts w:ascii="Arial" w:hAnsi="Arial" w:cs="Arial"/>
+          <w:b w:val="0"/>
+          <w:color w:val="000000"/>
+          <w:sz w:val="22"/>
         </w:rPr>
         <w:t>1. Apakah tujuan utama komunikasi dua hala (two way communication) di sebuah studio penyuntingan video?</w:t>
       </w:r>
     </w:p>
     <w:p>
-      <w:r>
-        <w:rPr>
-          <w:b w:val="0"/>
+      <w:pPr>
+        <w:spacing w:line="276" w:lineRule="auto" w:after="120"/>
+        <w:jc w:val="left"/>
+      </w:pPr>
+      <w:r>
+        <w:rPr>
+          <w:rFonts w:ascii="Arial" w:hAnsi="Arial" w:cs="Arial"/>
+          <w:b w:val="0"/>
+          <w:color w:val="000000"/>
+          <w:sz w:val="22"/>
         </w:rPr>
         <w:t>A. Untuk berkawan dengan rakan sekerja</w:t>
       </w:r>
     </w:p>
     <w:p>
-      <w:r>
-        <w:rPr>
-          <w:b w:val="0"/>
+      <w:pPr>
+        <w:spacing w:line="276" w:lineRule="auto" w:after="120"/>
+        <w:jc w:val="left"/>
+      </w:pPr>
+      <w:r>
+        <w:rPr>
+          <w:rFonts w:ascii="Arial" w:hAnsi="Arial" w:cs="Arial"/>
+          <w:b w:val="0"/>
+          <w:color w:val="000000"/>
+          <w:sz w:val="22"/>
         </w:rPr>
         <w:t>B. Untuk menyampaikan mesej, memujuk dan menyelesaikan masalah</w:t>
       </w:r>
     </w:p>
     <w:p>
-      <w:r>
-        <w:rPr>
-          <w:b w:val="0"/>
+      <w:pPr>
+        <w:spacing w:line="276" w:lineRule="auto" w:after="120"/>
+        <w:jc w:val="left"/>
+      </w:pPr>
+      <w:r>
+        <w:rPr>
+          <w:rFonts w:ascii="Arial" w:hAnsi="Arial" w:cs="Arial"/>
+          <w:b w:val="0"/>
+          <w:color w:val="000000"/>
+          <w:sz w:val="22"/>
         </w:rPr>
         <w:t>C. Untuk mengisi masa lapang semasa menunggu render</w:t>
       </w:r>
     </w:p>
     <w:p>
-      <w:r>
-        <w:rPr>
-          <w:b w:val="0"/>
+      <w:pPr>
+        <w:spacing w:line="276" w:lineRule="auto" w:after="120"/>
+        <w:jc w:val="left"/>
+      </w:pPr>
+      <w:r>
+        <w:rPr>
+          <w:rFonts w:ascii="Arial" w:hAnsi="Arial" w:cs="Arial"/>
+          <w:b w:val="0"/>
+          <w:color w:val="000000"/>
+          <w:sz w:val="22"/>
         </w:rPr>
         <w:t>D. Untuk mengelakkan pertemuan dengan Producer</w:t>
       </w:r>
     </w:p>
     <w:p>
-      <w:r>
-        <w:rPr>
-          <w:b w:val="0"/>
+      <w:pPr>
+        <w:spacing w:line="276" w:lineRule="auto" w:after="120"/>
+        <w:jc w:val="left"/>
+      </w:pPr>
+      <w:r>
+        <w:rPr>
+          <w:rFonts w:ascii="Arial" w:hAnsi="Arial" w:cs="Arial"/>
+          <w:b w:val="0"/>
+          <w:color w:val="000000"/>
+          <w:sz w:val="22"/>
         </w:rPr>
         <w:t>2. Apakah langkah utama proses komunikasi apabila Director menghantar editing notes kepada Editor dan menerima semula rough cut untuk pengesahan?</w:t>
       </w:r>
     </w:p>
     <w:p>
-      <w:r>
-        <w:rPr>
-          <w:b w:val="0"/>
+      <w:pPr>
+        <w:spacing w:line="276" w:lineRule="auto" w:after="120"/>
+        <w:jc w:val="left"/>
+      </w:pPr>
+      <w:r>
+        <w:rPr>
+          <w:rFonts w:ascii="Arial" w:hAnsi="Arial" w:cs="Arial"/>
+          <w:b w:val="0"/>
+          <w:color w:val="000000"/>
+          <w:sz w:val="22"/>
         </w:rPr>
         <w:t>A. Penghantar, penerima, maklum balas</w:t>
       </w:r>
     </w:p>
     <w:p>
-      <w:r>
-        <w:rPr>
-          <w:b w:val="0"/>
+      <w:pPr>
+        <w:spacing w:line="276" w:lineRule="auto" w:after="120"/>
+        <w:jc w:val="left"/>
+      </w:pPr>
+      <w:r>
+        <w:rPr>
+          <w:rFonts w:ascii="Arial" w:hAnsi="Arial" w:cs="Arial"/>
+          <w:b w:val="0"/>
+          <w:color w:val="000000"/>
+          <w:sz w:val="22"/>
         </w:rPr>
         <w:t>B. Penerima, maklum balas, penghantar</w:t>
       </w:r>
     </w:p>
     <w:p>
-      <w:r>
-        <w:rPr>
-          <w:b w:val="0"/>
+      <w:pPr>
+        <w:spacing w:line="276" w:lineRule="auto" w:after="120"/>
+        <w:jc w:val="left"/>
+      </w:pPr>
+      <w:r>
+        <w:rPr>
+          <w:rFonts w:ascii="Arial" w:hAnsi="Arial" w:cs="Arial"/>
+          <w:b w:val="0"/>
+          <w:color w:val="000000"/>
+          <w:sz w:val="22"/>
         </w:rPr>
         <w:t>C. Maklum balas, penghantar, penerima</w:t>
       </w:r>
     </w:p>
     <w:p>
-      <w:r>
-        <w:rPr>
-          <w:b w:val="0"/>
+      <w:pPr>
+        <w:spacing w:line="276" w:lineRule="auto" w:after="120"/>
+        <w:jc w:val="left"/>
+      </w:pPr>
+      <w:r>
+        <w:rPr>
+          <w:rFonts w:ascii="Arial" w:hAnsi="Arial" w:cs="Arial"/>
+          <w:b w:val="0"/>
+          <w:color w:val="000000"/>
+          <w:sz w:val="22"/>
         </w:rPr>
         <w:t>D. Penerima, penghantar, maklum balas</w:t>
       </w:r>
     </w:p>
     <w:p>
-      <w:r>
-        <w:rPr>
-          <w:b w:val="0"/>
+      <w:pPr>
+        <w:spacing w:line="276" w:lineRule="auto" w:after="120"/>
+        <w:jc w:val="left"/>
+      </w:pPr>
+      <w:r>
+        <w:rPr>
+          <w:rFonts w:ascii="Arial" w:hAnsi="Arial" w:cs="Arial"/>
+          <w:b w:val="0"/>
+          <w:color w:val="000000"/>
+          <w:sz w:val="22"/>
         </w:rPr>
         <w:t>3. Apakah jenis komunikasi apabila seorang Editor mengangguk semasa sesi screening tanda bersetuju dengan arahan Producer?</w:t>
       </w:r>
     </w:p>
     <w:p>
-      <w:r>
-        <w:rPr>
-          <w:b w:val="0"/>
+      <w:pPr>
+        <w:spacing w:line="276" w:lineRule="auto" w:after="120"/>
+        <w:jc w:val="left"/>
+      </w:pPr>
+      <w:r>
+        <w:rPr>
+          <w:rFonts w:ascii="Arial" w:hAnsi="Arial" w:cs="Arial"/>
+          <w:b w:val="0"/>
+          <w:color w:val="000000"/>
+          <w:sz w:val="22"/>
         </w:rPr>
         <w:t>A. Komunikasi lisan</w:t>
       </w:r>
     </w:p>
     <w:p>
-      <w:r>
-        <w:rPr>
-          <w:b w:val="0"/>
+      <w:pPr>
+        <w:spacing w:line="276" w:lineRule="auto" w:after="120"/>
+        <w:jc w:val="left"/>
+      </w:pPr>
+      <w:r>
+        <w:rPr>
+          <w:rFonts w:ascii="Arial" w:hAnsi="Arial" w:cs="Arial"/>
+          <w:b w:val="0"/>
+          <w:color w:val="000000"/>
+          <w:sz w:val="22"/>
         </w:rPr>
         <w:t>B. Komunikasi bukan lisan</w:t>
       </w:r>
     </w:p>
     <w:p>
-      <w:r>
-        <w:rPr>
-          <w:b w:val="0"/>
+      <w:pPr>
+        <w:spacing w:line="276" w:lineRule="auto" w:after="120"/>
+        <w:jc w:val="left"/>
+      </w:pPr>
+      <w:r>
+        <w:rPr>
+          <w:rFonts w:ascii="Arial" w:hAnsi="Arial" w:cs="Arial"/>
+          <w:b w:val="0"/>
+          <w:color w:val="000000"/>
+          <w:sz w:val="22"/>
         </w:rPr>
         <w:t>C. Komunikasi bertulis</w:t>
       </w:r>
     </w:p>
     <w:p>
-      <w:r>
-        <w:rPr>
-          <w:b w:val="0"/>
+      <w:pPr>
+        <w:spacing w:line="276" w:lineRule="auto" w:after="120"/>
+        <w:jc w:val="left"/>
+      </w:pPr>
+      <w:r>
+        <w:rPr>
+          <w:rFonts w:ascii="Arial" w:hAnsi="Arial" w:cs="Arial"/>
+          <w:b w:val="0"/>
+          <w:color w:val="000000"/>
+          <w:sz w:val="22"/>
         </w:rPr>
         <w:t>D. Komunikasi elektronik</w:t>
       </w:r>
     </w:p>
     <w:p>
-      <w:r>
-        <w:rPr>
-          <w:b w:val="0"/>
+      <w:pPr>
+        <w:spacing w:line="276" w:lineRule="auto" w:after="120"/>
+        <w:jc w:val="left"/>
+      </w:pPr>
+      <w:r>
+        <w:rPr>
+          <w:rFonts w:ascii="Arial" w:hAnsi="Arial" w:cs="Arial"/>
+          <w:b w:val="0"/>
+          <w:color w:val="000000"/>
+          <w:sz w:val="22"/>
         </w:rPr>
         <w:t>4. Elemen manakah TERMASUK dalam objektif maklumat (information objective) semasa Editor menyediakan laporan kemajuan projek?</w:t>
       </w:r>
     </w:p>
     <w:p>
-      <w:r>
-        <w:rPr>
-          <w:b w:val="0"/>
+      <w:pPr>
+        <w:spacing w:before="120" w:after="120" w:line="276" w:lineRule="auto"/>
+        <w:jc w:val="left"/>
+      </w:pPr>
+      <w:r>
+        <w:rPr>
+          <w:rFonts w:ascii="Arial" w:hAnsi="Arial" w:cs="Arial"/>
+          <w:b/>
+          <w:color w:val="000000"/>
+          <w:sz w:val="24"/>
         </w:rPr>
         <w:t>I. Mengumpul dan menyusun maklumat</w:t>
       </w:r>
     </w:p>
     <w:p>
-      <w:r>
-        <w:rPr>
-          <w:b w:val="0"/>
+      <w:pPr>
+        <w:spacing w:before="120" w:after="120" w:line="276" w:lineRule="auto"/>
+        <w:jc w:val="left"/>
+      </w:pPr>
+      <w:r>
+        <w:rPr>
+          <w:rFonts w:ascii="Arial" w:hAnsi="Arial" w:cs="Arial"/>
+          <w:b/>
+          <w:color w:val="000000"/>
+          <w:sz w:val="24"/>
         </w:rPr>
         <w:t>II. Meneliti dan menganalisis maklumat</w:t>
       </w:r>
     </w:p>
     <w:p>
-      <w:r>
-        <w:rPr>
-          <w:b w:val="0"/>
+      <w:pPr>
+        <w:spacing w:before="120" w:after="120" w:line="276" w:lineRule="auto"/>
+        <w:jc w:val="left"/>
+      </w:pPr>
+      <w:r>
+        <w:rPr>
+          <w:rFonts w:ascii="Arial" w:hAnsi="Arial" w:cs="Arial"/>
+          <w:b/>
+          <w:color w:val="000000"/>
+          <w:sz w:val="24"/>
         </w:rPr>
         <w:t>III. Membentangkan maklumat</w:t>
       </w:r>
     </w:p>
     <w:p>
-      <w:r>
-        <w:rPr>
-          <w:b w:val="0"/>
+      <w:pPr>
+        <w:spacing w:before="120" w:after="120" w:line="276" w:lineRule="auto"/>
+        <w:jc w:val="left"/>
+      </w:pPr>
+      <w:r>
+        <w:rPr>
+          <w:rFonts w:ascii="Arial" w:hAnsi="Arial" w:cs="Arial"/>
+          <w:b/>
+          <w:color w:val="000000"/>
+          <w:sz w:val="24"/>
         </w:rPr>
         <w:t>IV. Menghapuskan maklumat lama</w:t>
       </w:r>
     </w:p>
     <w:p>
-      <w:r>
-        <w:rPr>
-          <w:b w:val="0"/>
+      <w:pPr>
+        <w:spacing w:line="276" w:lineRule="auto" w:after="120"/>
+        <w:jc w:val="left"/>
+      </w:pPr>
+      <w:r>
+        <w:rPr>
+          <w:rFonts w:ascii="Arial" w:hAnsi="Arial" w:cs="Arial"/>
+          <w:b w:val="0"/>
+          <w:color w:val="000000"/>
+          <w:sz w:val="22"/>
         </w:rPr>
         <w:t>A. I, II dan III</w:t>
       </w:r>
     </w:p>
     <w:p>
-      <w:r>
-        <w:rPr>
-          <w:b w:val="0"/>
+      <w:pPr>
+        <w:spacing w:line="276" w:lineRule="auto" w:after="120"/>
+        <w:jc w:val="left"/>
+      </w:pPr>
+      <w:r>
+        <w:rPr>
+          <w:rFonts w:ascii="Arial" w:hAnsi="Arial" w:cs="Arial"/>
+          <w:b w:val="0"/>
+          <w:color w:val="000000"/>
+          <w:sz w:val="22"/>
         </w:rPr>
         <w:t>B. I, II dan IV</w:t>
       </w:r>
     </w:p>
     <w:p>
-      <w:r>
-        <w:rPr>
-          <w:b w:val="0"/>
+      <w:pPr>
+        <w:spacing w:line="276" w:lineRule="auto" w:after="120"/>
+        <w:jc w:val="left"/>
+      </w:pPr>
+      <w:r>
+        <w:rPr>
+          <w:rFonts w:ascii="Arial" w:hAnsi="Arial" w:cs="Arial"/>
+          <w:b w:val="0"/>
+          <w:color w:val="000000"/>
+          <w:sz w:val="22"/>
         </w:rPr>
         <w:t>C. I, III dan IV</w:t>
       </w:r>
     </w:p>
     <w:p>
-      <w:r>
-        <w:rPr>
-          <w:b w:val="0"/>
+      <w:pPr>
+        <w:spacing w:line="276" w:lineRule="auto" w:after="120"/>
+        <w:jc w:val="left"/>
+      </w:pPr>
+      <w:r>
+        <w:rPr>
+          <w:rFonts w:ascii="Arial" w:hAnsi="Arial" w:cs="Arial"/>
+          <w:b w:val="0"/>
+          <w:color w:val="000000"/>
+          <w:sz w:val="22"/>
         </w:rPr>
         <w:t>D. II, III dan IV</w:t>
       </w:r>
     </w:p>
     <w:p>
-      <w:r>
-        <w:rPr>
-          <w:b w:val="0"/>
+      <w:pPr>
+        <w:spacing w:line="276" w:lineRule="auto" w:after="120"/>
+        <w:jc w:val="left"/>
+      </w:pPr>
+      <w:r>
+        <w:rPr>
+          <w:rFonts w:ascii="Arial" w:hAnsi="Arial" w:cs="Arial"/>
+          <w:b w:val="0"/>
+          <w:color w:val="000000"/>
+          <w:sz w:val="22"/>
         </w:rPr>
         <w:t>5. Sebuah studio menghantar laporan status rendering queue kepada semua Editor setiap hari. Apakah tujuan utama laporan sebegini?</w:t>
       </w:r>
     </w:p>
     <w:p>
-      <w:r>
-        <w:rPr>
-          <w:b w:val="0"/>
+      <w:pPr>
+        <w:spacing w:line="276" w:lineRule="auto" w:after="120"/>
+        <w:jc w:val="left"/>
+      </w:pPr>
+      <w:r>
+        <w:rPr>
+          <w:rFonts w:ascii="Arial" w:hAnsi="Arial" w:cs="Arial"/>
+          <w:b w:val="0"/>
+          <w:color w:val="000000"/>
+          <w:sz w:val="22"/>
         </w:rPr>
         <w:t>A. Memantau dan mengawal operasi</w:t>
       </w:r>
     </w:p>
     <w:p>
-      <w:r>
-        <w:rPr>
-          <w:b w:val="0"/>
+      <w:pPr>
+        <w:spacing w:line="276" w:lineRule="auto" w:after="120"/>
+        <w:jc w:val="left"/>
+      </w:pPr>
+      <w:r>
+        <w:rPr>
+          <w:rFonts w:ascii="Arial" w:hAnsi="Arial" w:cs="Arial"/>
+          <w:b w:val="0"/>
+          <w:color w:val="000000"/>
+          <w:sz w:val="22"/>
         </w:rPr>
         <w:t>B. Memperoleh perniagaan baharu</w:t>
       </w:r>
     </w:p>
     <w:p>
-      <w:r>
-        <w:rPr>
-          <w:b w:val="0"/>
+      <w:pPr>
+        <w:spacing w:line="276" w:lineRule="auto" w:after="120"/>
+        <w:jc w:val="left"/>
+      </w:pPr>
+      <w:r>
+        <w:rPr>
+          <w:rFonts w:ascii="Arial" w:hAnsi="Arial" w:cs="Arial"/>
+          <w:b w:val="0"/>
+          <w:color w:val="000000"/>
+          <w:sz w:val="22"/>
         </w:rPr>
         <w:t>C. Menggantikan mesyuarat rasmi</w:t>
       </w:r>
     </w:p>
     <w:p>
-      <w:r>
-        <w:rPr>
-          <w:b w:val="0"/>
+      <w:pPr>
+        <w:spacing w:line="276" w:lineRule="auto" w:after="120"/>
+        <w:jc w:val="left"/>
+      </w:pPr>
+      <w:r>
+        <w:rPr>
+          <w:rFonts w:ascii="Arial" w:hAnsi="Arial" w:cs="Arial"/>
+          <w:b w:val="0"/>
+          <w:color w:val="000000"/>
+          <w:sz w:val="22"/>
         </w:rPr>
         <w:t>D. Mengelakkan penggunaan e-mel</w:t>
       </w:r>
     </w:p>
     <w:p>
-      <w:r>
-        <w:rPr>
-          <w:b w:val="0"/>
+      <w:pPr>
+        <w:spacing w:line="276" w:lineRule="auto" w:after="120"/>
+        <w:jc w:val="left"/>
+      </w:pPr>
+      <w:r>
+        <w:rPr>
+          <w:rFonts w:ascii="Arial" w:hAnsi="Arial" w:cs="Arial"/>
+          <w:b w:val="0"/>
+          <w:color w:val="000000"/>
+          <w:sz w:val="22"/>
         </w:rPr>
         <w:t>6. Prinsip etika komunikasi manakah yang paling relevan apabila seorang Editor berkongsi pendapat kreatif mengenai cut tetapi tidak mendedahkan kandungan raw footage klien kepada pihak luar?</w:t>
       </w:r>
     </w:p>
     <w:p>
-      <w:r>
-        <w:rPr>
-          <w:b w:val="0"/>
+      <w:pPr>
+        <w:spacing w:line="276" w:lineRule="auto" w:after="120"/>
+        <w:jc w:val="left"/>
+      </w:pPr>
+      <w:r>
+        <w:rPr>
+          <w:rFonts w:ascii="Arial" w:hAnsi="Arial" w:cs="Arial"/>
+          <w:b w:val="0"/>
+          <w:color w:val="000000"/>
+          <w:sz w:val="22"/>
         </w:rPr>
         <w:t>A. Menyokong kebebasan bersuara semata-mata</w:t>
       </w:r>
     </w:p>
     <w:p>
-      <w:r>
-        <w:rPr>
-          <w:b w:val="0"/>
+      <w:pPr>
+        <w:spacing w:line="276" w:lineRule="auto" w:after="120"/>
+        <w:jc w:val="left"/>
+      </w:pPr>
+      <w:r>
+        <w:rPr>
+          <w:rFonts w:ascii="Arial" w:hAnsi="Arial" w:cs="Arial"/>
+          <w:b w:val="0"/>
+          <w:color w:val="000000"/>
+          <w:sz w:val="22"/>
         </w:rPr>
         <w:t>B. Menyokong perkongsian maklumat sambil menghormati privasi dan kerahsiaan</w:t>
       </w:r>
     </w:p>
     <w:p>
-      <w:r>
-        <w:rPr>
-          <w:b w:val="0"/>
+      <w:pPr>
+        <w:spacing w:line="276" w:lineRule="auto" w:after="120"/>
+        <w:jc w:val="left"/>
+      </w:pPr>
+      <w:r>
+        <w:rPr>
+          <w:rFonts w:ascii="Arial" w:hAnsi="Arial" w:cs="Arial"/>
+          <w:b w:val="0"/>
+          <w:color w:val="000000"/>
+          <w:sz w:val="22"/>
         </w:rPr>
         <w:t>C. Mengecam semua bentuk perkongsian pendapat</w:t>
       </w:r>
     </w:p>
     <w:p>
-      <w:r>
-        <w:rPr>
-          <w:b w:val="0"/>
+      <w:pPr>
+        <w:spacing w:line="276" w:lineRule="auto" w:after="120"/>
+        <w:jc w:val="left"/>
+      </w:pPr>
+      <w:r>
+        <w:rPr>
+          <w:rFonts w:ascii="Arial" w:hAnsi="Arial" w:cs="Arial"/>
+          <w:b w:val="0"/>
+          <w:color w:val="000000"/>
+          <w:sz w:val="22"/>
         </w:rPr>
         <w:t>D. Mengutamakan kepentingan diri sendiri</w:t>
       </w:r>
     </w:p>
     <w:p>
-      <w:r>
-        <w:rPr>
-          <w:b w:val="0"/>
+      <w:pPr>
+        <w:spacing w:line="276" w:lineRule="auto" w:after="120"/>
+        <w:jc w:val="left"/>
+      </w:pPr>
+      <w:r>
+        <w:rPr>
+          <w:rFonts w:ascii="Arial" w:hAnsi="Arial" w:cs="Arial"/>
+          <w:b w:val="0"/>
+          <w:color w:val="000000"/>
+          <w:sz w:val="22"/>
         </w:rPr>
         <w:t>7. Apakah yang dimaksudkan dengan "disseminate information" dalam konteks memorandum dalaman studio mengenai perubahan format codec eksport?</w:t>
       </w:r>
     </w:p>
     <w:p>
-      <w:r>
-        <w:rPr>
-          <w:b w:val="0"/>
+      <w:pPr>
+        <w:spacing w:line="276" w:lineRule="auto" w:after="120"/>
+        <w:jc w:val="left"/>
+      </w:pPr>
+      <w:r>
+        <w:rPr>
+          <w:rFonts w:ascii="Arial" w:hAnsi="Arial" w:cs="Arial"/>
+          <w:b w:val="0"/>
+          <w:color w:val="000000"/>
+          <w:sz w:val="22"/>
         </w:rPr>
         <w:t>A. Mengedarkan maklumat kepada penerima tanpa memerlukan maklum balas terus</w:t>
       </w:r>
     </w:p>
     <w:p>
-      <w:r>
-        <w:rPr>
-          <w:b w:val="0"/>
+      <w:pPr>
+        <w:spacing w:line="276" w:lineRule="auto" w:after="120"/>
+        <w:jc w:val="left"/>
+      </w:pPr>
+      <w:r>
+        <w:rPr>
+          <w:rFonts w:ascii="Arial" w:hAnsi="Arial" w:cs="Arial"/>
+          <w:b w:val="0"/>
+          <w:color w:val="000000"/>
+          <w:sz w:val="22"/>
         </w:rPr>
         <w:t>B. Berbual secara tidak formal dengan rakan sekerja</w:t>
       </w:r>
     </w:p>
     <w:p>
-      <w:r>
-        <w:rPr>
-          <w:b w:val="0"/>
+      <w:pPr>
+        <w:spacing w:line="276" w:lineRule="auto" w:after="120"/>
+        <w:jc w:val="left"/>
+      </w:pPr>
+      <w:r>
+        <w:rPr>
+          <w:rFonts w:ascii="Arial" w:hAnsi="Arial" w:cs="Arial"/>
+          <w:b w:val="0"/>
+          <w:color w:val="000000"/>
+          <w:sz w:val="22"/>
         </w:rPr>
         <w:t>C. Menyimpan maklumat secara sulit tanpa diedarkan</w:t>
       </w:r>
     </w:p>
     <w:p>
-      <w:r>
-        <w:rPr>
-          <w:b w:val="0"/>
+      <w:pPr>
+        <w:spacing w:line="276" w:lineRule="auto" w:after="120"/>
+        <w:jc w:val="left"/>
+      </w:pPr>
+      <w:r>
+        <w:rPr>
+          <w:rFonts w:ascii="Arial" w:hAnsi="Arial" w:cs="Arial"/>
+          <w:b w:val="0"/>
+          <w:color w:val="000000"/>
+          <w:sz w:val="22"/>
         </w:rPr>
         <w:t>D. Menghantar maklumat hanya kepada Producer</w:t>
       </w:r>
     </w:p>
     <w:p>
-      <w:r>
-        <w:rPr>
-          <w:b w:val="0"/>
+      <w:pPr>
+        <w:spacing w:line="276" w:lineRule="auto" w:after="120"/>
+        <w:jc w:val="left"/>
+      </w:pPr>
+      <w:r>
+        <w:rPr>
+          <w:rFonts w:ascii="Arial" w:hAnsi="Arial" w:cs="Arial"/>
+          <w:b w:val="0"/>
+          <w:color w:val="000000"/>
+          <w:sz w:val="22"/>
         </w:rPr>
         <w:t>8. Apakah perbezaan utama antara penyebaran maklumat (dissemination) dengan komunikasi dua hala biasa?</w:t>
       </w:r>
     </w:p>
     <w:p>
-      <w:r>
-        <w:rPr>
-          <w:b w:val="0"/>
+      <w:pPr>
+        <w:spacing w:line="276" w:lineRule="auto" w:after="120"/>
+        <w:jc w:val="left"/>
+      </w:pPr>
+      <w:r>
+        <w:rPr>
+          <w:rFonts w:ascii="Arial" w:hAnsi="Arial" w:cs="Arial"/>
+          <w:b w:val="0"/>
+          <w:color w:val="000000"/>
+          <w:sz w:val="22"/>
         </w:rPr>
         <w:t>A. Penyebaran memerlukan maklum balas segera</w:t>
       </w:r>
     </w:p>
     <w:p>
-      <w:r>
-        <w:rPr>
-          <w:b w:val="0"/>
+      <w:pPr>
+        <w:spacing w:line="276" w:lineRule="auto" w:after="120"/>
+        <w:jc w:val="left"/>
+      </w:pPr>
+      <w:r>
+        <w:rPr>
+          <w:rFonts w:ascii="Arial" w:hAnsi="Arial" w:cs="Arial"/>
+          <w:b w:val="0"/>
+          <w:color w:val="000000"/>
+          <w:sz w:val="22"/>
         </w:rPr>
         <w:t>B. Penyebaran tidak memerlukan balasan daripada penerima</w:t>
       </w:r>
     </w:p>
     <w:p>
-      <w:r>
-        <w:rPr>
-          <w:b w:val="0"/>
+      <w:pPr>
+        <w:spacing w:line="276" w:lineRule="auto" w:after="120"/>
+        <w:jc w:val="left"/>
+      </w:pPr>
+      <w:r>
+        <w:rPr>
+          <w:rFonts w:ascii="Arial" w:hAnsi="Arial" w:cs="Arial"/>
+          <w:b w:val="0"/>
+          <w:color w:val="000000"/>
+          <w:sz w:val="22"/>
         </w:rPr>
         <w:t>C. Komunikasi dua hala tidak melibatkan penghantar</w:t>
       </w:r>
     </w:p>
     <w:p>
-      <w:r>
-        <w:rPr>
-          <w:b w:val="0"/>
+      <w:pPr>
+        <w:spacing w:line="276" w:lineRule="auto" w:after="120"/>
+        <w:jc w:val="left"/>
+      </w:pPr>
+      <w:r>
+        <w:rPr>
+          <w:rFonts w:ascii="Arial" w:hAnsi="Arial" w:cs="Arial"/>
+          <w:b w:val="0"/>
+          <w:color w:val="000000"/>
+          <w:sz w:val="22"/>
         </w:rPr>
         <w:t>D. Tiada perbezaan antara kedua-duanya</w:t>
       </w:r>
     </w:p>
     <w:p>
-      <w:r>
-        <w:rPr>
-          <w:b w:val="0"/>
+      <w:pPr>
+        <w:spacing w:line="276" w:lineRule="auto" w:after="120"/>
+        <w:jc w:val="left"/>
+      </w:pPr>
+      <w:r>
+        <w:rPr>
+          <w:rFonts w:ascii="Arial" w:hAnsi="Arial" w:cs="Arial"/>
+          <w:b w:val="0"/>
+          <w:color w:val="000000"/>
+          <w:sz w:val="22"/>
         </w:rPr>
         <w:t>9. Mengapakah pautan cloud storage bagi final deliverable klien hanya boleh dikongsi selepas kelulusan Producer?</w:t>
       </w:r>
     </w:p>
     <w:p>
-      <w:r>
-        <w:rPr>
-          <w:b w:val="0"/>
+      <w:pPr>
+        <w:spacing w:line="276" w:lineRule="auto" w:after="120"/>
+        <w:jc w:val="left"/>
+      </w:pPr>
+      <w:r>
+        <w:rPr>
+          <w:rFonts w:ascii="Arial" w:hAnsi="Arial" w:cs="Arial"/>
+          <w:b w:val="0"/>
+          <w:color w:val="000000"/>
+          <w:sz w:val="22"/>
         </w:rPr>
         <w:t>A. Untuk memastikan proses penyebaran maklumat mematuhi SOP, ketepatan dan kelulusan</w:t>
       </w:r>
     </w:p>
     <w:p>
-      <w:r>
-        <w:rPr>
-          <w:b w:val="0"/>
+      <w:pPr>
+        <w:spacing w:line="276" w:lineRule="auto" w:after="120"/>
+        <w:jc w:val="left"/>
+      </w:pPr>
+      <w:r>
+        <w:rPr>
+          <w:rFonts w:ascii="Arial" w:hAnsi="Arial" w:cs="Arial"/>
+          <w:b w:val="0"/>
+          <w:color w:val="000000"/>
+          <w:sz w:val="22"/>
         </w:rPr>
         <w:t>B. Untuk menjimatkan kuota storan awan</w:t>
       </w:r>
     </w:p>
     <w:p>
-      <w:r>
-        <w:rPr>
-          <w:b w:val="0"/>
+      <w:pPr>
+        <w:spacing w:line="276" w:lineRule="auto" w:after="120"/>
+        <w:jc w:val="left"/>
+      </w:pPr>
+      <w:r>
+        <w:rPr>
+          <w:rFonts w:ascii="Arial" w:hAnsi="Arial" w:cs="Arial"/>
+          <w:b w:val="0"/>
+          <w:color w:val="000000"/>
+          <w:sz w:val="22"/>
         </w:rPr>
         <w:t>C. Kerana Editor tidak dibenarkan menggunakan e-mel</w:t>
       </w:r>
     </w:p>
     <w:p>
-      <w:r>
-        <w:rPr>
-          <w:b w:val="0"/>
+      <w:pPr>
+        <w:spacing w:line="276" w:lineRule="auto" w:after="120"/>
+        <w:jc w:val="left"/>
+      </w:pPr>
+      <w:r>
+        <w:rPr>
+          <w:rFonts w:ascii="Arial" w:hAnsi="Arial" w:cs="Arial"/>
+          <w:b w:val="0"/>
+          <w:color w:val="000000"/>
+          <w:sz w:val="22"/>
         </w:rPr>
         <w:t>D. Kerana klien tidak berminat menerima video siap</w:t>
       </w:r>
     </w:p>
     <w:p>
-      <w:r>
-        <w:rPr>
-          <w:b w:val="0"/>
+      <w:pPr>
+        <w:spacing w:line="276" w:lineRule="auto" w:after="120"/>
+        <w:jc w:val="left"/>
+      </w:pPr>
+      <w:r>
+        <w:rPr>
+          <w:rFonts w:ascii="Arial" w:hAnsi="Arial" w:cs="Arial"/>
+          <w:b w:val="0"/>
+          <w:color w:val="000000"/>
+          <w:sz w:val="22"/>
         </w:rPr>
         <w:t>10. Apakah bahasa yang WAJIB dikuasai dan diamalkan dalam surat-menyurat rasmi dengan Kerajaan Malaysia berkaitan tapisan filem?</w:t>
       </w:r>
     </w:p>
     <w:p>
-      <w:r>
-        <w:rPr>
-          <w:b w:val="0"/>
+      <w:pPr>
+        <w:spacing w:line="276" w:lineRule="auto" w:after="120"/>
+        <w:jc w:val="left"/>
+      </w:pPr>
+      <w:r>
+        <w:rPr>
+          <w:rFonts w:ascii="Arial" w:hAnsi="Arial" w:cs="Arial"/>
+          <w:b w:val="0"/>
+          <w:color w:val="000000"/>
+          <w:sz w:val="22"/>
         </w:rPr>
         <w:t>A. Bahasa Inggeris sahaja</w:t>
       </w:r>
     </w:p>
     <w:p>
-      <w:r>
-        <w:rPr>
-          <w:b w:val="0"/>
+      <w:pPr>
+        <w:spacing w:line="276" w:lineRule="auto" w:after="120"/>
+        <w:jc w:val="left"/>
+      </w:pPr>
+      <w:r>
+        <w:rPr>
+          <w:rFonts w:ascii="Arial" w:hAnsi="Arial" w:cs="Arial"/>
+          <w:b w:val="0"/>
+          <w:color w:val="000000"/>
+          <w:sz w:val="22"/>
         </w:rPr>
         <w:t>B. Bahasa Malaysia</w:t>
       </w:r>
     </w:p>
     <w:p>
-      <w:r>
-        <w:rPr>
-          <w:b w:val="0"/>
+      <w:pPr>
+        <w:spacing w:line="276" w:lineRule="auto" w:after="120"/>
+        <w:jc w:val="left"/>
+      </w:pPr>
+      <w:r>
+        <w:rPr>
+          <w:rFonts w:ascii="Arial" w:hAnsi="Arial" w:cs="Arial"/>
+          <w:b w:val="0"/>
+          <w:color w:val="000000"/>
+          <w:sz w:val="22"/>
         </w:rPr>
         <w:t>C. Bahasa Mandarin</w:t>
       </w:r>
     </w:p>
     <w:p>
-      <w:r>
-        <w:rPr>
-          <w:b w:val="0"/>
+      <w:pPr>
+        <w:spacing w:line="276" w:lineRule="auto" w:after="120"/>
+        <w:jc w:val="left"/>
+      </w:pPr>
+      <w:r>
+        <w:rPr>
+          <w:rFonts w:ascii="Arial" w:hAnsi="Arial" w:cs="Arial"/>
+          <w:b w:val="0"/>
+          <w:color w:val="000000"/>
+          <w:sz w:val="22"/>
         </w:rPr>
         <w:t>D. Bahasa isyarat</w:t>
       </w:r>
     </w:p>
     <w:p>
-      <w:r>
-        <w:rPr>
-          <w:b w:val="0"/>
+      <w:pPr>
+        <w:spacing w:line="276" w:lineRule="auto" w:after="120"/>
+        <w:jc w:val="left"/>
+      </w:pPr>
+      <w:r>
+        <w:rPr>
+          <w:rFonts w:ascii="Arial" w:hAnsi="Arial" w:cs="Arial"/>
+          <w:b w:val="0"/>
+          <w:color w:val="000000"/>
+          <w:sz w:val="22"/>
         </w:rPr>
         <w:t>11. Seorang Editor baharu mahir istilah teknikal seperti match cut dan jump cut. Kemahiran ini tergolong dalam elemen bahasa yang manakah?</w:t>
       </w:r>
     </w:p>
     <w:p>
-      <w:r>
-        <w:rPr>
-          <w:b w:val="0"/>
+      <w:pPr>
+        <w:spacing w:line="276" w:lineRule="auto" w:after="120"/>
+        <w:jc w:val="left"/>
+      </w:pPr>
+      <w:r>
+        <w:rPr>
+          <w:rFonts w:ascii="Arial" w:hAnsi="Arial" w:cs="Arial"/>
+          <w:b w:val="0"/>
+          <w:color w:val="000000"/>
+          <w:sz w:val="22"/>
         </w:rPr>
         <w:t>A. Grammar</w:t>
       </w:r>
     </w:p>
     <w:p>
-      <w:r>
-        <w:rPr>
-          <w:b w:val="0"/>
+      <w:pPr>
+        <w:spacing w:line="276" w:lineRule="auto" w:after="120"/>
+        <w:jc w:val="left"/>
+      </w:pPr>
+      <w:r>
+        <w:rPr>
+          <w:rFonts w:ascii="Arial" w:hAnsi="Arial" w:cs="Arial"/>
+          <w:b w:val="0"/>
+          <w:color w:val="000000"/>
+          <w:sz w:val="22"/>
         </w:rPr>
         <w:t>B. Vocabulary</w:t>
       </w:r>
     </w:p>
     <w:p>
-      <w:r>
-        <w:rPr>
-          <w:b w:val="0"/>
+      <w:pPr>
+        <w:spacing w:line="276" w:lineRule="auto" w:after="120"/>
+        <w:jc w:val="left"/>
+      </w:pPr>
+      <w:r>
+        <w:rPr>
+          <w:rFonts w:ascii="Arial" w:hAnsi="Arial" w:cs="Arial"/>
+          <w:b w:val="0"/>
+          <w:color w:val="000000"/>
+          <w:sz w:val="22"/>
         </w:rPr>
         <w:t>C. Listening sahaja</w:t>
       </w:r>
     </w:p>
     <w:p>
-      <w:r>
-        <w:rPr>
-          <w:b w:val="0"/>
+      <w:pPr>
+        <w:spacing w:line="276" w:lineRule="auto" w:after="120"/>
+        <w:jc w:val="left"/>
+      </w:pPr>
+      <w:r>
+        <w:rPr>
+          <w:rFonts w:ascii="Arial" w:hAnsi="Arial" w:cs="Arial"/>
+          <w:b w:val="0"/>
+          <w:color w:val="000000"/>
+          <w:sz w:val="22"/>
         </w:rPr>
         <w:t>D. Writing sahaja</w:t>
       </w:r>
     </w:p>
     <w:p>
-      <w:r>
-        <w:rPr>
-          <w:b w:val="0"/>
+      <w:pPr>
+        <w:spacing w:line="276" w:lineRule="auto" w:after="120"/>
+        <w:jc w:val="left"/>
+      </w:pPr>
+      <w:r>
+        <w:rPr>
+          <w:rFonts w:ascii="Arial" w:hAnsi="Arial" w:cs="Arial"/>
+          <w:b w:val="0"/>
+          <w:color w:val="000000"/>
+          <w:sz w:val="22"/>
         </w:rPr>
         <w:t>12. Susun secara betul urutan penyediaan call sheet harian studio sebelum diedarkan kepada kru.</w:t>
       </w:r>
     </w:p>
     <w:p>
-      <w:r>
-        <w:rPr>
-          <w:b w:val="0"/>
+      <w:pPr>
+        <w:spacing w:before="120" w:after="120" w:line="276" w:lineRule="auto"/>
+        <w:jc w:val="left"/>
+      </w:pPr>
+      <w:r>
+        <w:rPr>
+          <w:rFonts w:ascii="Arial" w:hAnsi="Arial" w:cs="Arial"/>
+          <w:b/>
+          <w:color w:val="000000"/>
+          <w:sz w:val="24"/>
         </w:rPr>
         <w:t>I. Serah kepada ketua jabatan untuk kelulusan</w:t>
       </w:r>
     </w:p>
     <w:p>
-      <w:r>
-        <w:rPr>
-          <w:b w:val="0"/>
+      <w:pPr>
+        <w:spacing w:before="120" w:after="120" w:line="276" w:lineRule="auto"/>
+        <w:jc w:val="left"/>
+      </w:pPr>
+      <w:r>
+        <w:rPr>
+          <w:rFonts w:ascii="Arial" w:hAnsi="Arial" w:cs="Arial"/>
+          <w:b/>
+          <w:color w:val="000000"/>
+          <w:sz w:val="24"/>
         </w:rPr>
         <w:t>II. Sediakan draf senarai tugasan dan jadual syif</w:t>
       </w:r>
     </w:p>
     <w:p>
-      <w:r>
-        <w:rPr>
-          <w:b w:val="0"/>
+      <w:pPr>
+        <w:spacing w:before="120" w:after="120" w:line="276" w:lineRule="auto"/>
+        <w:jc w:val="left"/>
+      </w:pPr>
+      <w:r>
+        <w:rPr>
+          <w:rFonts w:ascii="Arial" w:hAnsi="Arial" w:cs="Arial"/>
+          <w:b/>
+          <w:color w:val="000000"/>
+          <w:sz w:val="24"/>
         </w:rPr>
         <w:t>III. Rekod dan simpan salinan rasmi</w:t>
       </w:r>
     </w:p>
     <w:p>
-      <w:r>
-        <w:rPr>
-          <w:b w:val="0"/>
+      <w:pPr>
+        <w:spacing w:before="120" w:after="120" w:line="276" w:lineRule="auto"/>
+        <w:jc w:val="left"/>
+      </w:pPr>
+      <w:r>
+        <w:rPr>
+          <w:rFonts w:ascii="Arial" w:hAnsi="Arial" w:cs="Arial"/>
+          <w:b/>
+          <w:color w:val="000000"/>
+          <w:sz w:val="24"/>
         </w:rPr>
         <w:t>IV. Edarkan kepada kru yang terlibat</w:t>
       </w:r>
     </w:p>
     <w:p>
-      <w:r>
-        <w:rPr>
-          <w:b w:val="0"/>
+      <w:pPr>
+        <w:spacing w:line="276" w:lineRule="auto" w:after="120"/>
+        <w:jc w:val="left"/>
+      </w:pPr>
+      <w:r>
+        <w:rPr>
+          <w:rFonts w:ascii="Arial" w:hAnsi="Arial" w:cs="Arial"/>
+          <w:b w:val="0"/>
+          <w:color w:val="000000"/>
+          <w:sz w:val="22"/>
         </w:rPr>
         <w:t>A. II, I, III, IV</w:t>
       </w:r>
     </w:p>
     <w:p>
-      <w:r>
-        <w:rPr>
-          <w:b w:val="0"/>
+      <w:pPr>
+        <w:spacing w:line="276" w:lineRule="auto" w:after="120"/>
+        <w:jc w:val="left"/>
+      </w:pPr>
+      <w:r>
+        <w:rPr>
+          <w:rFonts w:ascii="Arial" w:hAnsi="Arial" w:cs="Arial"/>
+          <w:b w:val="0"/>
+          <w:color w:val="000000"/>
+          <w:sz w:val="22"/>
         </w:rPr>
         <w:t>B. II, III, IV, I</w:t>
       </w:r>
     </w:p>
     <w:p>
-      <w:r>
-        <w:rPr>
-          <w:b w:val="0"/>
+      <w:pPr>
+        <w:spacing w:line="276" w:lineRule="auto" w:after="120"/>
+        <w:jc w:val="left"/>
+      </w:pPr>
+      <w:r>
+        <w:rPr>
+          <w:rFonts w:ascii="Arial" w:hAnsi="Arial" w:cs="Arial"/>
+          <w:b w:val="0"/>
+          <w:color w:val="000000"/>
+          <w:sz w:val="22"/>
         </w:rPr>
         <w:t>C. II, III, I, IV</w:t>
       </w:r>
     </w:p>
     <w:p>
-      <w:r>
-        <w:rPr>
-          <w:b w:val="0"/>
+      <w:pPr>
+        <w:spacing w:line="276" w:lineRule="auto" w:after="120"/>
+        <w:jc w:val="left"/>
+      </w:pPr>
+      <w:r>
+        <w:rPr>
+          <w:rFonts w:ascii="Arial" w:hAnsi="Arial" w:cs="Arial"/>
+          <w:b w:val="0"/>
+          <w:color w:val="000000"/>
+          <w:sz w:val="22"/>
         </w:rPr>
         <w:t>D. II, IV, III, I</w:t>
       </w:r>
     </w:p>
     <w:p>
-      <w:r>
-        <w:rPr>
-          <w:b w:val="0"/>
+      <w:pPr>
+        <w:spacing w:line="276" w:lineRule="auto" w:after="120"/>
+        <w:jc w:val="left"/>
+      </w:pPr>
+      <w:r>
+        <w:rPr>
+          <w:rFonts w:ascii="Arial" w:hAnsi="Arial" w:cs="Arial"/>
+          <w:b w:val="0"/>
+          <w:color w:val="000000"/>
+          <w:sz w:val="22"/>
         </w:rPr>
         <w:t>13. Apakah kepentingan e-mel delivery note yang menyertai pautan muat turun final export video kepada klien?</w:t>
       </w:r>
     </w:p>
     <w:p>
-      <w:r>
-        <w:rPr>
-          <w:b w:val="0"/>
+      <w:pPr>
+        <w:spacing w:line="276" w:lineRule="auto" w:after="120"/>
+        <w:jc w:val="left"/>
+      </w:pPr>
+      <w:r>
+        <w:rPr>
+          <w:rFonts w:ascii="Arial" w:hAnsi="Arial" w:cs="Arial"/>
+          <w:b w:val="0"/>
+          <w:color w:val="000000"/>
+          <w:sz w:val="22"/>
         </w:rPr>
         <w:t>A. Ia dianggap sebagai bukti serahan rasmi projek</w:t>
       </w:r>
     </w:p>
     <w:p>
-      <w:r>
-        <w:rPr>
-          <w:b w:val="0"/>
+      <w:pPr>
+        <w:spacing w:line="276" w:lineRule="auto" w:after="120"/>
+        <w:jc w:val="left"/>
+      </w:pPr>
+      <w:r>
+        <w:rPr>
+          <w:rFonts w:ascii="Arial" w:hAnsi="Arial" w:cs="Arial"/>
+          <w:b w:val="0"/>
+          <w:color w:val="000000"/>
+          <w:sz w:val="22"/>
         </w:rPr>
         <w:t>B. Ia hanya untuk tujuan hiasan komunikasi</w:t>
       </w:r>
     </w:p>
     <w:p>
-      <w:r>
-        <w:rPr>
-          <w:b w:val="0"/>
+      <w:pPr>
+        <w:spacing w:line="276" w:lineRule="auto" w:after="120"/>
+        <w:jc w:val="left"/>
+      </w:pPr>
+      <w:r>
+        <w:rPr>
+          <w:rFonts w:ascii="Arial" w:hAnsi="Arial" w:cs="Arial"/>
+          <w:b w:val="0"/>
+          <w:color w:val="000000"/>
+          <w:sz w:val="22"/>
         </w:rPr>
         <w:t>C. Ia menggantikan keperluan menandatangani kontrak</w:t>
       </w:r>
     </w:p>
     <w:p>
-      <w:r>
-        <w:rPr>
-          <w:b w:val="0"/>
+      <w:pPr>
+        <w:spacing w:line="276" w:lineRule="auto" w:after="120"/>
+        <w:jc w:val="left"/>
+      </w:pPr>
+      <w:r>
+        <w:rPr>
+          <w:rFonts w:ascii="Arial" w:hAnsi="Arial" w:cs="Arial"/>
+          <w:b w:val="0"/>
+          <w:color w:val="000000"/>
+          <w:sz w:val="22"/>
         </w:rPr>
         <w:t>D. Ia tidak mempunyai kesan undang-undang</w:t>
       </w:r>
     </w:p>
     <w:p>
-      <w:r>
-        <w:rPr>
-          <w:b w:val="0"/>
+      <w:pPr>
+        <w:spacing w:line="276" w:lineRule="auto" w:after="120"/>
+        <w:jc w:val="left"/>
+      </w:pPr>
+      <w:r>
+        <w:rPr>
+          <w:rFonts w:ascii="Arial" w:hAnsi="Arial" w:cs="Arial"/>
+          <w:b w:val="0"/>
+          <w:color w:val="000000"/>
+          <w:sz w:val="22"/>
         </w:rPr>
         <w:t>14. Apakah cara paling mudah untuk mengenal pasti sesuatu project file atau master export sebagai dokumen sulit di studio penyuntingan?</w:t>
       </w:r>
     </w:p>
     <w:p>
-      <w:r>
-        <w:rPr>
-          <w:b w:val="0"/>
+      <w:pPr>
+        <w:spacing w:line="276" w:lineRule="auto" w:after="120"/>
+        <w:jc w:val="left"/>
+      </w:pPr>
+      <w:r>
+        <w:rPr>
+          <w:rFonts w:ascii="Arial" w:hAnsi="Arial" w:cs="Arial"/>
+          <w:b w:val="0"/>
+          <w:color w:val="000000"/>
+          <w:sz w:val="22"/>
         </w:rPr>
         <w:t>A. Serahkan secara peribadi tanpa label</w:t>
       </w:r>
     </w:p>
     <w:p>
-      <w:r>
-        <w:rPr>
-          <w:b w:val="0"/>
+      <w:pPr>
+        <w:spacing w:line="276" w:lineRule="auto" w:after="120"/>
+        <w:jc w:val="left"/>
+      </w:pPr>
+      <w:r>
+        <w:rPr>
+          <w:rFonts w:ascii="Arial" w:hAnsi="Arial" w:cs="Arial"/>
+          <w:b w:val="0"/>
+          <w:color w:val="000000"/>
+          <w:sz w:val="22"/>
         </w:rPr>
         <w:t>B. Beritahu kurier bahawa ia rahsia</w:t>
       </w:r>
     </w:p>
     <w:p>
-      <w:r>
-        <w:rPr>
-          <w:b w:val="0"/>
+      <w:pPr>
+        <w:spacing w:line="276" w:lineRule="auto" w:after="120"/>
+        <w:jc w:val="left"/>
+      </w:pPr>
+      <w:r>
+        <w:rPr>
+          <w:rFonts w:ascii="Arial" w:hAnsi="Arial" w:cs="Arial"/>
+          <w:b w:val="0"/>
+          <w:color w:val="000000"/>
+          <w:sz w:val="22"/>
         </w:rPr>
         <w:t>C. Labelkan dengan jelas menggunakan warna merah "SULIT/CONFIDENTIAL"</w:t>
       </w:r>
     </w:p>
     <w:p>
-      <w:r>
-        <w:rPr>
-          <w:b w:val="0"/>
+      <w:pPr>
+        <w:spacing w:line="276" w:lineRule="auto" w:after="120"/>
+        <w:jc w:val="left"/>
+      </w:pPr>
+      <w:r>
+        <w:rPr>
+          <w:rFonts w:ascii="Arial" w:hAnsi="Arial" w:cs="Arial"/>
+          <w:b w:val="0"/>
+          <w:color w:val="000000"/>
+          <w:sz w:val="22"/>
         </w:rPr>
         <w:t>D. Tulis "Jangan Buka" pada sampul sahaja</w:t>
       </w:r>
     </w:p>
     <w:p>
-      <w:r>
-        <w:rPr>
-          <w:b w:val="0"/>
+      <w:pPr>
+        <w:spacing w:line="276" w:lineRule="auto" w:after="120"/>
+        <w:jc w:val="left"/>
+      </w:pPr>
+      <w:r>
+        <w:rPr>
+          <w:rFonts w:ascii="Arial" w:hAnsi="Arial" w:cs="Arial"/>
+          <w:b w:val="0"/>
+          <w:color w:val="000000"/>
+          <w:sz w:val="22"/>
         </w:rPr>
         <w:t>15. Apakah langkah yang perlu DIELAKKAN oleh seorang Editor apabila berdepan dengan raw footage sulit klien sebelum tarikh siaran rasmi?</w:t>
       </w:r>
     </w:p>
     <w:p>
-      <w:r>
-        <w:rPr>
-          <w:b w:val="0"/>
+      <w:pPr>
+        <w:spacing w:line="276" w:lineRule="auto" w:after="120"/>
+        <w:jc w:val="left"/>
+      </w:pPr>
+      <w:r>
+        <w:rPr>
+          <w:rFonts w:ascii="Arial" w:hAnsi="Arial" w:cs="Arial"/>
+          <w:b w:val="0"/>
+          <w:color w:val="000000"/>
+          <w:sz w:val="22"/>
         </w:rPr>
         <w:t>A. Merujuk kepada ketua jabatan jika ragu-ragu</w:t>
       </w:r>
     </w:p>
     <w:p>
-      <w:r>
-        <w:rPr>
-          <w:b w:val="0"/>
+      <w:pPr>
+        <w:spacing w:line="276" w:lineRule="auto" w:after="120"/>
+        <w:jc w:val="left"/>
+      </w:pPr>
+      <w:r>
+        <w:rPr>
+          <w:rFonts w:ascii="Arial" w:hAnsi="Arial" w:cs="Arial"/>
+          <w:b w:val="0"/>
+          <w:color w:val="000000"/>
+          <w:sz w:val="22"/>
         </w:rPr>
         <w:t>B. Memberitahu rakan yang tidak terlibat dalam projek</w:t>
       </w:r>
     </w:p>
     <w:p>
-      <w:r>
-        <w:rPr>
-          <w:b w:val="0"/>
+      <w:pPr>
+        <w:spacing w:line="276" w:lineRule="auto" w:after="120"/>
+        <w:jc w:val="left"/>
+      </w:pPr>
+      <w:r>
+        <w:rPr>
+          <w:rFonts w:ascii="Arial" w:hAnsi="Arial" w:cs="Arial"/>
+          <w:b w:val="0"/>
+          <w:color w:val="000000"/>
+          <w:sz w:val="22"/>
         </w:rPr>
         <w:t>C. Memaklumkan status kerahsiaan dokumen kepada kru berkaitan</w:t>
       </w:r>
     </w:p>
     <w:p>
-      <w:r>
-        <w:rPr>
-          <w:b w:val="0"/>
+      <w:pPr>
+        <w:spacing w:line="276" w:lineRule="auto" w:after="120"/>
+        <w:jc w:val="left"/>
+      </w:pPr>
+      <w:r>
+        <w:rPr>
+          <w:rFonts w:ascii="Arial" w:hAnsi="Arial" w:cs="Arial"/>
+          <w:b w:val="0"/>
+          <w:color w:val="000000"/>
+          <w:sz w:val="22"/>
         </w:rPr>
         <w:t>D. Menyediakan maklumat yang diperlukan mengikut keperluan projek</w:t>
       </w:r>
     </w:p>
     <w:p>
-      <w:r>
-        <w:rPr>
-          <w:b w:val="0"/>
+      <w:pPr>
+        <w:spacing w:line="276" w:lineRule="auto" w:after="120"/>
+        <w:jc w:val="left"/>
+      </w:pPr>
+      <w:r>
+        <w:rPr>
+          <w:rFonts w:ascii="Arial" w:hAnsi="Arial" w:cs="Arial"/>
+          <w:b w:val="0"/>
+          <w:color w:val="000000"/>
+          <w:sz w:val="22"/>
         </w:rPr>
         <w:t>16. Apakah sikap yang perlu ada dalam mengurus raw footage sulit klien sebelum tarikh siaran?</w:t>
       </w:r>
     </w:p>
     <w:p>
-      <w:r>
-        <w:rPr>
-          <w:b w:val="0"/>
+      <w:pPr>
+        <w:spacing w:line="276" w:lineRule="auto" w:after="120"/>
+        <w:jc w:val="left"/>
+      </w:pPr>
+      <w:r>
+        <w:rPr>
+          <w:rFonts w:ascii="Arial" w:hAnsi="Arial" w:cs="Arial"/>
+          <w:b w:val="0"/>
+          <w:color w:val="000000"/>
+          <w:sz w:val="22"/>
         </w:rPr>
         <w:t>A. Mengutamakan kepentingan diri sendiri</w:t>
       </w:r>
     </w:p>
     <w:p>
-      <w:r>
-        <w:rPr>
-          <w:b w:val="0"/>
+      <w:pPr>
+        <w:spacing w:line="276" w:lineRule="auto" w:after="120"/>
+        <w:jc w:val="left"/>
+      </w:pPr>
+      <w:r>
+        <w:rPr>
+          <w:rFonts w:ascii="Arial" w:hAnsi="Arial" w:cs="Arial"/>
+          <w:b w:val="0"/>
+          <w:color w:val="000000"/>
+          <w:sz w:val="22"/>
         </w:rPr>
         <w:t>B. Memahami keperluan syarikat/klien</w:t>
       </w:r>
     </w:p>
     <w:p>
-      <w:r>
-        <w:rPr>
-          <w:b w:val="0"/>
+      <w:pPr>
+        <w:spacing w:line="276" w:lineRule="auto" w:after="120"/>
+        <w:jc w:val="left"/>
+      </w:pPr>
+      <w:r>
+        <w:rPr>
+          <w:rFonts w:ascii="Arial" w:hAnsi="Arial" w:cs="Arial"/>
+          <w:b w:val="0"/>
+          <w:color w:val="000000"/>
+          <w:sz w:val="22"/>
         </w:rPr>
         <w:t>C. Memahami asas kerahsiaan secara umum sahaja</w:t>
       </w:r>
     </w:p>
     <w:p>
-      <w:r>
-        <w:rPr>
-          <w:b w:val="0"/>
+      <w:pPr>
+        <w:spacing w:line="276" w:lineRule="auto" w:after="120"/>
+        <w:jc w:val="left"/>
+      </w:pPr>
+      <w:r>
+        <w:rPr>
+          <w:rFonts w:ascii="Arial" w:hAnsi="Arial" w:cs="Arial"/>
+          <w:b w:val="0"/>
+          <w:color w:val="000000"/>
+          <w:sz w:val="22"/>
         </w:rPr>
         <w:t>D. Memahami proses dokumen sulit tanpa mengambil tindakan</w:t>
       </w:r>
     </w:p>
     <w:p>
-      <w:r>
-        <w:rPr>
-          <w:b w:val="0"/>
+      <w:pPr>
+        <w:spacing w:line="276" w:lineRule="auto" w:after="120"/>
+        <w:jc w:val="left"/>
+      </w:pPr>
+      <w:r>
+        <w:rPr>
+          <w:rFonts w:ascii="Arial" w:hAnsi="Arial" w:cs="Arial"/>
+          <w:b w:val="0"/>
+          <w:color w:val="000000"/>
+          <w:sz w:val="22"/>
         </w:rPr>
         <w:t>17. Bagaimanakah hard drive sandaran master footage filem yang belum tayang sepatutnya dikendalikan mengikut amalan kerahsiaan yang baik?</w:t>
       </w:r>
     </w:p>
     <w:p>
-      <w:r>
-        <w:rPr>
-          <w:b w:val="0"/>
+      <w:pPr>
+        <w:spacing w:line="276" w:lineRule="auto" w:after="120"/>
+        <w:jc w:val="left"/>
+      </w:pPr>
+      <w:r>
+        <w:rPr>
+          <w:rFonts w:ascii="Arial" w:hAnsi="Arial" w:cs="Arial"/>
+          <w:b w:val="0"/>
+          <w:color w:val="000000"/>
+          <w:sz w:val="22"/>
         </w:rPr>
         <w:t>A. Disimpan dalam fail pejabat biasa</w:t>
       </w:r>
     </w:p>
     <w:p>
-      <w:r>
-        <w:rPr>
-          <w:b w:val="0"/>
+      <w:pPr>
+        <w:spacing w:line="276" w:lineRule="auto" w:after="120"/>
+        <w:jc w:val="left"/>
+      </w:pPr>
+      <w:r>
+        <w:rPr>
+          <w:rFonts w:ascii="Arial" w:hAnsi="Arial" w:cs="Arial"/>
+          <w:b w:val="0"/>
+          <w:color w:val="000000"/>
+          <w:sz w:val="22"/>
         </w:rPr>
         <w:t>B. Disimpan dalam fail peribadi Editor</w:t>
       </w:r>
     </w:p>
     <w:p>
-      <w:r>
-        <w:rPr>
-          <w:b w:val="0"/>
+      <w:pPr>
+        <w:spacing w:line="276" w:lineRule="auto" w:after="120"/>
+        <w:jc w:val="left"/>
+      </w:pPr>
+      <w:r>
+        <w:rPr>
+          <w:rFonts w:ascii="Arial" w:hAnsi="Arial" w:cs="Arial"/>
+          <w:b w:val="0"/>
+          <w:color w:val="000000"/>
+          <w:sz w:val="22"/>
         </w:rPr>
         <w:t>C. Dikongsi sesama rakan sekerja untuk rujukan</w:t>
       </w:r>
     </w:p>
     <w:p>
-      <w:r>
-        <w:rPr>
-          <w:b w:val="0"/>
+      <w:pPr>
+        <w:spacing w:line="276" w:lineRule="auto" w:after="120"/>
+        <w:jc w:val="left"/>
+      </w:pPr>
+      <w:r>
+        <w:rPr>
+          <w:rFonts w:ascii="Arial" w:hAnsi="Arial" w:cs="Arial"/>
+          <w:b w:val="0"/>
+          <w:color w:val="000000"/>
+          <w:sz w:val="22"/>
         </w:rPr>
         <w:t>D. Direkodkan sebagai dokumen sulit dan disimpan berkunci berasingan daripada rangkaian</w:t>
       </w:r>
     </w:p>
     <w:p>
-      <w:r>
-        <w:rPr>
-          <w:b w:val="0"/>
+      <w:pPr>
+        <w:spacing w:line="276" w:lineRule="auto" w:after="120"/>
+        <w:jc w:val="left"/>
+      </w:pPr>
+      <w:r>
+        <w:rPr>
+          <w:rFonts w:ascii="Arial" w:hAnsi="Arial" w:cs="Arial"/>
+          <w:b w:val="0"/>
+          <w:color w:val="000000"/>
+          <w:sz w:val="22"/>
         </w:rPr>
         <w:t>18. Mengapakah setiap klien yang menghantar skrip dan footage kepada studio penyuntingan disyorkan menandatangani Non-Disclosure Agreement (NDA) terlebih dahulu?</w:t>
       </w:r>
     </w:p>
     <w:p>
-      <w:r>
-        <w:rPr>
-          <w:b w:val="0"/>
+      <w:pPr>
+        <w:spacing w:line="276" w:lineRule="auto" w:after="120"/>
+        <w:jc w:val="left"/>
+      </w:pPr>
+      <w:r>
+        <w:rPr>
+          <w:rFonts w:ascii="Arial" w:hAnsi="Arial" w:cs="Arial"/>
+          <w:b w:val="0"/>
+          <w:color w:val="000000"/>
+          <w:sz w:val="22"/>
         </w:rPr>
         <w:t>A. Untuk memanjangkan tempoh projek</w:t>
       </w:r>
     </w:p>
     <w:p>
-      <w:r>
-        <w:rPr>
-          <w:b w:val="0"/>
+      <w:pPr>
+        <w:spacing w:line="276" w:lineRule="auto" w:after="120"/>
+        <w:jc w:val="left"/>
+      </w:pPr>
+      <w:r>
+        <w:rPr>
+          <w:rFonts w:ascii="Arial" w:hAnsi="Arial" w:cs="Arial"/>
+          <w:b w:val="0"/>
+          <w:color w:val="000000"/>
+          <w:sz w:val="22"/>
         </w:rPr>
         <w:t>B. Untuk menetapkan kewajipan kedua-dua pihak berhubung maklumat sulit yang berpindah tangan</w:t>
       </w:r>
     </w:p>
     <w:p>
-      <w:r>
-        <w:rPr>
-          <w:b w:val="0"/>
+      <w:pPr>
+        <w:spacing w:line="276" w:lineRule="auto" w:after="120"/>
+        <w:jc w:val="left"/>
+      </w:pPr>
+      <w:r>
+        <w:rPr>
+          <w:rFonts w:ascii="Arial" w:hAnsi="Arial" w:cs="Arial"/>
+          <w:b w:val="0"/>
+          <w:color w:val="000000"/>
+          <w:sz w:val="22"/>
         </w:rPr>
         <w:t>C. Untuk mengelakkan bayaran projek</w:t>
       </w:r>
     </w:p>
     <w:p>
-      <w:r>
-        <w:rPr>
-          <w:b w:val="0"/>
+      <w:pPr>
+        <w:spacing w:line="276" w:lineRule="auto" w:after="120"/>
+        <w:jc w:val="left"/>
+      </w:pPr>
+      <w:r>
+        <w:rPr>
+          <w:rFonts w:ascii="Arial" w:hAnsi="Arial" w:cs="Arial"/>
+          <w:b w:val="0"/>
+          <w:color w:val="000000"/>
+          <w:sz w:val="22"/>
         </w:rPr>
         <w:t>D. Untuk menggantikan keperluan kontrak perkhidmatan</w:t>
       </w:r>
     </w:p>
     <w:p>
-      <w:r>
-        <w:rPr>
-          <w:b w:val="0"/>
+      <w:pPr>
+        <w:spacing w:line="276" w:lineRule="auto" w:after="120"/>
+        <w:jc w:val="left"/>
+      </w:pPr>
+      <w:r>
+        <w:rPr>
+          <w:rFonts w:ascii="Arial" w:hAnsi="Arial" w:cs="Arial"/>
+          <w:b w:val="0"/>
+          <w:color w:val="000000"/>
+          <w:sz w:val="22"/>
         </w:rPr>
         <w:t>19. Apakah cara terbaik mengelakkan seorang Editor mendedahkan maklumat sulit klien secara tidak sengaja kepada pihak luar?</w:t>
       </w:r>
     </w:p>
     <w:p>
-      <w:r>
-        <w:rPr>
-          <w:b w:val="0"/>
+      <w:pPr>
+        <w:spacing w:line="276" w:lineRule="auto" w:after="120"/>
+        <w:jc w:val="left"/>
+      </w:pPr>
+      <w:r>
+        <w:rPr>
+          <w:rFonts w:ascii="Arial" w:hAnsi="Arial" w:cs="Arial"/>
+          <w:b w:val="0"/>
+          <w:color w:val="000000"/>
+          <w:sz w:val="22"/>
         </w:rPr>
         <w:t>A. Jangan berikan maklumat yang betul langsung kepada sesiapa</w:t>
       </w:r>
     </w:p>
     <w:p>
-      <w:r>
-        <w:rPr>
-          <w:b w:val="0"/>
+      <w:pPr>
+        <w:spacing w:line="276" w:lineRule="auto" w:after="120"/>
+        <w:jc w:val="left"/>
+      </w:pPr>
+      <w:r>
+        <w:rPr>
+          <w:rFonts w:ascii="Arial" w:hAnsi="Arial" w:cs="Arial"/>
+          <w:b w:val="0"/>
+          <w:color w:val="000000"/>
+          <w:sz w:val="22"/>
         </w:rPr>
         <w:t>B. Faham peranan dan tanggungjawab berkaitan pengendalian maklumat sulit</w:t>
       </w:r>
     </w:p>
     <w:p>
-      <w:r>
-        <w:rPr>
-          <w:b w:val="0"/>
+      <w:pPr>
+        <w:spacing w:line="276" w:lineRule="auto" w:after="120"/>
+        <w:jc w:val="left"/>
+      </w:pPr>
+      <w:r>
+        <w:rPr>
+          <w:rFonts w:ascii="Arial" w:hAnsi="Arial" w:cs="Arial"/>
+          <w:b w:val="0"/>
+          <w:color w:val="000000"/>
+          <w:sz w:val="22"/>
         </w:rPr>
         <w:t>C. Biarkan Editor sendiri memilih maklumat yang sesuai tanpa garis panduan</w:t>
       </w:r>
     </w:p>
     <w:p>
-      <w:r>
-        <w:rPr>
-          <w:b w:val="0"/>
+      <w:pPr>
+        <w:spacing w:line="276" w:lineRule="auto" w:after="120"/>
+        <w:jc w:val="left"/>
+      </w:pPr>
+      <w:r>
+        <w:rPr>
+          <w:rFonts w:ascii="Arial" w:hAnsi="Arial" w:cs="Arial"/>
+          <w:b w:val="0"/>
+          <w:color w:val="000000"/>
+          <w:sz w:val="22"/>
         </w:rPr>
         <w:t>D. Elakkan bekerja secara berpasukan sama sekali</w:t>
       </w:r>
     </w:p>
     <w:p>
-      <w:r>
-        <w:rPr>
-          <w:b w:val="0"/>
+      <w:pPr>
+        <w:spacing w:line="276" w:lineRule="auto" w:after="120"/>
+        <w:jc w:val="left"/>
+      </w:pPr>
+      <w:r>
+        <w:rPr>
+          <w:rFonts w:ascii="Arial" w:hAnsi="Arial" w:cs="Arial"/>
+          <w:b w:val="0"/>
+          <w:color w:val="000000"/>
+          <w:sz w:val="22"/>
         </w:rPr>
         <w:t>20. Sebuah stesen berita meminta akses kepada wawancara sensitif klien untuk siaran siasatan. Bilakah studio boleh mendedahkannya mengikut kod kerahsiaan?</w:t>
       </w:r>
     </w:p>
     <w:p>
-      <w:r>
-        <w:rPr>
-          <w:b w:val="0"/>
+      <w:pPr>
+        <w:spacing w:line="276" w:lineRule="auto" w:after="120"/>
+        <w:jc w:val="left"/>
+      </w:pPr>
+      <w:r>
+        <w:rPr>
+          <w:rFonts w:ascii="Arial" w:hAnsi="Arial" w:cs="Arial"/>
+          <w:b w:val="0"/>
+          <w:color w:val="000000"/>
+          <w:sz w:val="22"/>
         </w:rPr>
         <w:t>A. Bila-bila masa Editor rasa perlu</w:t>
       </w:r>
     </w:p>
     <w:p>
-      <w:r>
-        <w:rPr>
-          <w:b w:val="0"/>
+      <w:pPr>
+        <w:spacing w:line="276" w:lineRule="auto" w:after="120"/>
+        <w:jc w:val="left"/>
+      </w:pPr>
+      <w:r>
+        <w:rPr>
+          <w:rFonts w:ascii="Arial" w:hAnsi="Arial" w:cs="Arial"/>
+          <w:b w:val="0"/>
+          <w:color w:val="000000"/>
+          <w:sz w:val="22"/>
         </w:rPr>
         <w:t>B. Selepas mendapat kebenaran klien asal atau diarahkan oleh perintah mahkamah</w:t>
       </w:r>
     </w:p>
     <w:p>
-      <w:r>
-        <w:rPr>
-          <w:b w:val="0"/>
+      <w:pPr>
+        <w:spacing w:line="276" w:lineRule="auto" w:after="120"/>
+        <w:jc w:val="left"/>
+      </w:pPr>
+      <w:r>
+        <w:rPr>
+          <w:rFonts w:ascii="Arial" w:hAnsi="Arial" w:cs="Arial"/>
+          <w:b w:val="0"/>
+          <w:color w:val="000000"/>
+          <w:sz w:val="22"/>
         </w:rPr>
         <w:t>C. Tanpa kebenaran, kerana ia untuk kepentingan awam sepenuhnya</w:t>
       </w:r>
     </w:p>
     <w:p>
-      <w:r>
-        <w:rPr>
-          <w:b w:val="0"/>
+      <w:pPr>
+        <w:spacing w:line="276" w:lineRule="auto" w:after="120"/>
+        <w:jc w:val="left"/>
+      </w:pPr>
+      <w:r>
+        <w:rPr>
+          <w:rFonts w:ascii="Arial" w:hAnsi="Arial" w:cs="Arial"/>
+          <w:b w:val="0"/>
+          <w:color w:val="000000"/>
+          <w:sz w:val="22"/>
         </w:rPr>
         <w:t>D. Selepas stesen berita membayar bayaran tambahan</w:t>
       </w:r>
     </w:p>
     <w:p>
-      <w:r>
-        <w:rPr>
-          <w:b w:val="0"/>
+      <w:pPr>
+        <w:spacing w:line="276" w:lineRule="auto" w:after="120"/>
+        <w:jc w:val="left"/>
+      </w:pPr>
+      <w:r>
+        <w:rPr>
+          <w:rFonts w:ascii="Arial" w:hAnsi="Arial" w:cs="Arial"/>
+          <w:b w:val="0"/>
+          <w:color w:val="000000"/>
+          <w:sz w:val="22"/>
         </w:rPr>
         <w:t>##</w:t>
       </w:r>
@@ -2374,9 +3142,9 @@
           <w:between w:space="0" w:sz="0" w:val="nil"/>
         </w:pBdr>
         <w:shd w:fill="auto" w:val="clear"/>
-        <w:spacing w:after="0" w:before="0" w:line="240" w:lineRule="auto"/>
+        <w:spacing w:after="120" w:before="120" w:line="276" w:lineRule="auto"/>
         <w:ind w:left="0" w:right="3741.7205810546875" w:firstLine="0"/>
-        <w:jc w:val="right"/>
+        <w:jc w:val="left"/>
         <w:rPr>
           <w:rFonts w:ascii="Arial" w:cs="Arial" w:eastAsia="Arial" w:hAnsi="Arial"/>
           <w:b w:val="1"/>
@@ -2394,7 +3162,7 @@
       <w:r>
         <w:rPr>
           <w:rFonts w:ascii="Arial" w:cs="Arial" w:eastAsia="Arial" w:hAnsi="Arial"/>
-          <w:b w:val="1"/>
+          <w:b/>
           <w:i w:val="0"/>
           <w:smallCaps w:val="0"/>
           <w:strike w:val="0"/>
@@ -2411,7 +3179,7 @@
       <w:r>
         <w:rPr>
           <w:rFonts w:ascii="Arial" w:cs="Arial" w:eastAsia="Arial" w:hAnsi="Arial"/>
-          <w:b w:val="1"/>
+          <w:b/>
           <w:i w:val="0"/>
           <w:smallCaps w:val="0"/>
           <w:strike w:val="0"/>
@@ -2427,102 +3195,282 @@
       </w:r>
     </w:p>
     <w:p>
-      <w:r>
+      <w:pPr>
+        <w:spacing w:line="276" w:lineRule="auto" w:after="120"/>
+        <w:jc w:val="left"/>
+      </w:pPr>
+      <w:r>
+        <w:rPr>
+          <w:rFonts w:ascii="Arial" w:hAnsi="Arial" w:cs="Arial"/>
+          <w:color w:val="000000"/>
+          <w:sz w:val="22"/>
+        </w:rPr>
         <w:t>1 B   (KP-1.1, Bab 1 (Two Way Communication))</w:t>
       </w:r>
     </w:p>
     <w:p>
-      <w:r>
+      <w:pPr>
+        <w:spacing w:line="276" w:lineRule="auto" w:after="120"/>
+        <w:jc w:val="left"/>
+      </w:pPr>
+      <w:r>
+        <w:rPr>
+          <w:rFonts w:ascii="Arial" w:hAnsi="Arial" w:cs="Arial"/>
+          <w:color w:val="000000"/>
+          <w:sz w:val="22"/>
+        </w:rPr>
         <w:t>2 A   (KP-1.1, Bab 1.5 (Proses Komunikasi))</w:t>
       </w:r>
     </w:p>
     <w:p>
-      <w:r>
+      <w:pPr>
+        <w:spacing w:line="276" w:lineRule="auto" w:after="120"/>
+        <w:jc w:val="left"/>
+      </w:pPr>
+      <w:r>
+        <w:rPr>
+          <w:rFonts w:ascii="Arial" w:hAnsi="Arial" w:cs="Arial"/>
+          <w:color w:val="000000"/>
+          <w:sz w:val="22"/>
+        </w:rPr>
         <w:t>3 B   (KP-1.1, Bab 3 (Types of Communication))</w:t>
       </w:r>
     </w:p>
     <w:p>
-      <w:r>
+      <w:pPr>
+        <w:spacing w:line="276" w:lineRule="auto" w:after="120"/>
+        <w:jc w:val="left"/>
+      </w:pPr>
+      <w:r>
+        <w:rPr>
+          <w:rFonts w:ascii="Arial" w:hAnsi="Arial" w:cs="Arial"/>
+          <w:color w:val="000000"/>
+          <w:sz w:val="22"/>
+        </w:rPr>
         <w:t>4 A   (KP-1.1, Bab 4 (Information Objective))</w:t>
       </w:r>
     </w:p>
     <w:p>
-      <w:r>
+      <w:pPr>
+        <w:spacing w:line="276" w:lineRule="auto" w:after="120"/>
+        <w:jc w:val="left"/>
+      </w:pPr>
+      <w:r>
+        <w:rPr>
+          <w:rFonts w:ascii="Arial" w:hAnsi="Arial" w:cs="Arial"/>
+          <w:color w:val="000000"/>
+          <w:sz w:val="22"/>
+        </w:rPr>
         <w:t>5 A   (KP-1.1, Bab 4.2 (Type Of Information))</w:t>
       </w:r>
     </w:p>
     <w:p>
-      <w:r>
+      <w:pPr>
+        <w:spacing w:line="276" w:lineRule="auto" w:after="120"/>
+        <w:jc w:val="left"/>
+      </w:pPr>
+      <w:r>
+        <w:rPr>
+          <w:rFonts w:ascii="Arial" w:hAnsi="Arial" w:cs="Arial"/>
+          <w:color w:val="000000"/>
+          <w:sz w:val="22"/>
+        </w:rPr>
         <w:t>6 B   (KP-1.1, Bab 5.2 (Communication Ethics Principles))</w:t>
       </w:r>
     </w:p>
     <w:p>
-      <w:r>
+      <w:pPr>
+        <w:spacing w:line="276" w:lineRule="auto" w:after="120"/>
+        <w:jc w:val="left"/>
+      </w:pPr>
+      <w:r>
+        <w:rPr>
+          <w:rFonts w:ascii="Arial" w:hAnsi="Arial" w:cs="Arial"/>
+          <w:color w:val="000000"/>
+          <w:sz w:val="22"/>
+        </w:rPr>
         <w:t>7 A   (KP-1.2_1.3, Bab 1 (Information Dissemination Procedure And Process))</w:t>
       </w:r>
     </w:p>
     <w:p>
-      <w:r>
+      <w:pPr>
+        <w:spacing w:line="276" w:lineRule="auto" w:after="120"/>
+        <w:jc w:val="left"/>
+      </w:pPr>
+      <w:r>
+        <w:rPr>
+          <w:rFonts w:ascii="Arial" w:hAnsi="Arial" w:cs="Arial"/>
+          <w:color w:val="000000"/>
+          <w:sz w:val="22"/>
+        </w:rPr>
         <w:t>8 B   (KP-1.2_1.3, Bab 1.2–1.3)</w:t>
       </w:r>
     </w:p>
     <w:p>
-      <w:r>
+      <w:pPr>
+        <w:spacing w:line="276" w:lineRule="auto" w:after="120"/>
+        <w:jc w:val="left"/>
+      </w:pPr>
+      <w:r>
+        <w:rPr>
+          <w:rFonts w:ascii="Arial" w:hAnsi="Arial" w:cs="Arial"/>
+          <w:color w:val="000000"/>
+          <w:sz w:val="22"/>
+        </w:rPr>
         <w:t>9 A   (KP-1.2_1.3, Bab 1.6)</w:t>
       </w:r>
     </w:p>
     <w:p>
-      <w:r>
+      <w:pPr>
+        <w:spacing w:line="276" w:lineRule="auto" w:after="120"/>
+        <w:jc w:val="left"/>
+      </w:pPr>
+      <w:r>
+        <w:rPr>
+          <w:rFonts w:ascii="Arial" w:hAnsi="Arial" w:cs="Arial"/>
+          <w:color w:val="000000"/>
+          <w:sz w:val="22"/>
+        </w:rPr>
         <w:t>10 B   (KP-1.2_1.3, Bab 2.3 (Application Of Language))</w:t>
       </w:r>
     </w:p>
     <w:p>
-      <w:r>
+      <w:pPr>
+        <w:spacing w:line="276" w:lineRule="auto" w:after="120"/>
+        <w:jc w:val="left"/>
+      </w:pPr>
+      <w:r>
+        <w:rPr>
+          <w:rFonts w:ascii="Arial" w:hAnsi="Arial" w:cs="Arial"/>
+          <w:color w:val="000000"/>
+          <w:sz w:val="22"/>
+        </w:rPr>
         <w:t>11 B   (KP-1.2_1.3, Bab 2 (ii) Vocabulary)</w:t>
       </w:r>
     </w:p>
     <w:p>
-      <w:r>
+      <w:pPr>
+        <w:spacing w:line="276" w:lineRule="auto" w:after="120"/>
+        <w:jc w:val="left"/>
+      </w:pPr>
+      <w:r>
+        <w:rPr>
+          <w:rFonts w:ascii="Arial" w:hAnsi="Arial" w:cs="Arial"/>
+          <w:color w:val="000000"/>
+          <w:sz w:val="22"/>
+        </w:rPr>
         <w:t>12 C   (KP-1.2_1.3, Bab 3.2 (Report Writing Skills))</w:t>
       </w:r>
     </w:p>
     <w:p>
-      <w:r>
+      <w:pPr>
+        <w:spacing w:line="276" w:lineRule="auto" w:after="120"/>
+        <w:jc w:val="left"/>
+      </w:pPr>
+      <w:r>
+        <w:rPr>
+          <w:rFonts w:ascii="Arial" w:hAnsi="Arial" w:cs="Arial"/>
+          <w:color w:val="000000"/>
+          <w:sz w:val="22"/>
+        </w:rPr>
         <w:t>13 A   (KP-1.2_1.3, Bab 3 (ii) E-mail Knowledge)</w:t>
       </w:r>
     </w:p>
     <w:p>
-      <w:r>
+      <w:pPr>
+        <w:spacing w:line="276" w:lineRule="auto" w:after="120"/>
+        <w:jc w:val="left"/>
+      </w:pPr>
+      <w:r>
+        <w:rPr>
+          <w:rFonts w:ascii="Arial" w:hAnsi="Arial" w:cs="Arial"/>
+          <w:color w:val="000000"/>
+          <w:sz w:val="22"/>
+        </w:rPr>
         <w:t>14 C   (KP-1.4, Bab 2.1 (Information Must Be Confidential))</w:t>
       </w:r>
     </w:p>
     <w:p>
-      <w:r>
+      <w:pPr>
+        <w:spacing w:line="276" w:lineRule="auto" w:after="120"/>
+        <w:jc w:val="left"/>
+      </w:pPr>
+      <w:r>
+        <w:rPr>
+          <w:rFonts w:ascii="Arial" w:hAnsi="Arial" w:cs="Arial"/>
+          <w:color w:val="000000"/>
+          <w:sz w:val="22"/>
+        </w:rPr>
         <w:t>15 B   (KP-1.4, Bab 2.1–2.4)</w:t>
       </w:r>
     </w:p>
     <w:p>
-      <w:r>
+      <w:pPr>
+        <w:spacing w:line="276" w:lineRule="auto" w:after="120"/>
+        <w:jc w:val="left"/>
+      </w:pPr>
+      <w:r>
+        <w:rPr>
+          <w:rFonts w:ascii="Arial" w:hAnsi="Arial" w:cs="Arial"/>
+          <w:color w:val="000000"/>
+          <w:sz w:val="22"/>
+        </w:rPr>
         <w:t>16 B   (KP-1.4, Bab 3.1 (Honesty And Integrity))</w:t>
       </w:r>
     </w:p>
     <w:p>
-      <w:r>
+      <w:pPr>
+        <w:spacing w:line="276" w:lineRule="auto" w:after="120"/>
+        <w:jc w:val="left"/>
+      </w:pPr>
+      <w:r>
+        <w:rPr>
+          <w:rFonts w:ascii="Arial" w:hAnsi="Arial" w:cs="Arial"/>
+          <w:color w:val="000000"/>
+          <w:sz w:val="22"/>
+        </w:rPr>
         <w:t>17 D   (KP-1.4, Bab 1.1 (Concept of Confidentiality))</w:t>
       </w:r>
     </w:p>
     <w:p>
-      <w:r>
+      <w:pPr>
+        <w:spacing w:line="276" w:lineRule="auto" w:after="120"/>
+        <w:jc w:val="left"/>
+      </w:pPr>
+      <w:r>
+        <w:rPr>
+          <w:rFonts w:ascii="Arial" w:hAnsi="Arial" w:cs="Arial"/>
+          <w:color w:val="000000"/>
+          <w:sz w:val="22"/>
+        </w:rPr>
         <w:t>18 B   (KP-1.4, Bab 2.5 (Non-Disclosure Agreement))</w:t>
       </w:r>
     </w:p>
     <w:p>
-      <w:r>
+      <w:pPr>
+        <w:spacing w:line="276" w:lineRule="auto" w:after="120"/>
+        <w:jc w:val="left"/>
+      </w:pPr>
+      <w:r>
+        <w:rPr>
+          <w:rFonts w:ascii="Arial" w:hAnsi="Arial" w:cs="Arial"/>
+          <w:color w:val="000000"/>
+          <w:sz w:val="22"/>
+        </w:rPr>
         <w:t>19 B   (KP-1.4, Bab 4 (Codes Of Confidentiality))</w:t>
       </w:r>
     </w:p>
     <w:p>
-      <w:r>
+      <w:pPr>
+        <w:spacing w:line="276" w:lineRule="auto" w:after="120"/>
+        <w:jc w:val="left"/>
+      </w:pPr>
+      <w:r>
+        <w:rPr>
+          <w:rFonts w:ascii="Arial" w:hAnsi="Arial" w:cs="Arial"/>
+          <w:color w:val="000000"/>
+          <w:sz w:val="22"/>
+        </w:rPr>
         <w:t>20 B   (KP-1.4, Bab 4.1 (Codes Of Confidentiality))</w:t>
       </w:r>
     </w:p>
